--- a/back/templates/CaratulaC.docx
+++ b/back/templates/CaratulaC.docx
@@ -34,12 +34,12 @@
           <wp:inline distB="114300" distT="114300" distL="114300" distR="114300">
             <wp:extent cx="6232208" cy="3633244"/>
             <wp:effectExtent b="0" l="0" r="0" t="0"/>
-            <wp:docPr id="1" name="image1.png"/>
+            <wp:docPr id="1" name="image2.png"/>
             <a:graphic>
               <a:graphicData uri="http://schemas.openxmlformats.org/drawingml/2006/picture">
                 <pic:pic>
                   <pic:nvPicPr>
-                    <pic:cNvPr id="0" name="image1.png"/>
+                    <pic:cNvPr id="0" name="image2.png"/>
                     <pic:cNvPicPr preferRelativeResize="0"/>
                   </pic:nvPicPr>
                   <pic:blipFill>
@@ -74,17 +74,34 @@
       <w:pPr>
         <w:jc w:val="center"/>
         <w:rPr>
+          <w:b w:val="1"/>
+          <w:bCs w:val="1"/>
+          <w:color w:val="c23233"/>
           <w:sz w:val="30"/>
           <w:szCs w:val="30"/>
         </w:rPr>
       </w:pPr>
       <w:r>
         <w:rPr>
+          <w:b w:val="1"/>
+          <w:bCs w:val="1"/>
+          <w:color w:val="c23233"/>
           <w:sz w:val="30"/>
           <w:szCs w:val="30"/>
           <w:rtl w:val="0"/>
         </w:rPr>
         <w:t xml:space="preserve">PACIENTE: {nombre}</w:t>
+      </w:r>
+    </w:p>
+    <w:p>
+      <w:pPr>
+        <w:jc w:val="left"/>
+        <w:rPr/>
+      </w:pPr>
+      <w:r>
+        <w:rPr>
+          <w:rtl w:val="0"/>
+        </w:rPr>
       </w:r>
     </w:p>
     <w:p>
@@ -93,39 +110,17 @@
         <w:rPr/>
       </w:pPr>
       <w:r>
-        <w:rPr>
-          <w:rtl w:val="0"/>
-        </w:rPr>
-      </w:r>
-    </w:p>
-    <w:p>
-      <w:pPr>
-        <w:jc w:val="center"/>
-        <w:rPr/>
-      </w:pPr>
-      <w:r>
-        <w:rPr>
-          <w:rtl w:val="0"/>
-        </w:rPr>
-      </w:r>
-    </w:p>
-    <w:p>
-      <w:pPr>
-        <w:jc w:val="center"/>
-        <w:rPr/>
-      </w:pPr>
-      <w:r>
         <w:rPr/>
         <w:drawing>
           <wp:inline distB="0" distT="0" distL="114300" distR="114300">
             <wp:extent cx="1828800" cy="994052"/>
             <wp:effectExtent b="0" l="0" r="0" t="0"/>
-            <wp:docPr id="2" name="image2.jpg"/>
+            <wp:docPr id="2" name="image1.jpg"/>
             <a:graphic>
               <a:graphicData uri="http://schemas.openxmlformats.org/drawingml/2006/picture">
                 <pic:pic>
                   <pic:nvPicPr>
-                    <pic:cNvPr id="0" name="image2.jpg"/>
+                    <pic:cNvPr id="0" name="image1.jpg"/>
                     <pic:cNvPicPr preferRelativeResize="0"/>
                   </pic:nvPicPr>
                   <pic:blipFill>
@@ -183,31 +178,21 @@
         <w:pStyle w:val="Heading2"/>
         <w:spacing w:line="276" w:lineRule="auto"/>
         <w:jc w:val="center"/>
+        <w:rPr/>
+      </w:pPr>
+      <w:bookmarkStart w:colFirst="0" w:colLast="0" w:name="_heading=h.3co63ggk1zcz" w:id="1"/>
+      <w:bookmarkEnd w:id="1"/>
+      <w:r>
         <w:rPr>
           <w:color w:val="e12e30"/>
           <w:sz w:val="44"/>
           <w:szCs w:val="44"/>
-        </w:rPr>
-      </w:pPr>
-      <w:bookmarkStart w:colFirst="0" w:colLast="0" w:name="_heading=h.3co63ggk1zcz" w:id="1"/>
-      <w:bookmarkEnd w:id="1"/>
-      <w:r>
-        <w:rPr>
-          <w:color w:val="e12e30"/>
-          <w:sz w:val="44"/>
-          <w:szCs w:val="44"/>
           <w:rtl w:val="0"/>
         </w:rPr>
         <w:t xml:space="preserve">Cardióloga Clínica</w:t>
         <w:br w:type="textWrapping"/>
         <w:t xml:space="preserve">MN 174112 · MP 235697</w:t>
       </w:r>
-    </w:p>
-    <w:p>
-      <w:pPr>
-        <w:jc w:val="center"/>
-        <w:rPr/>
-      </w:pPr>
       <w:r>
         <w:rPr>
           <w:rtl w:val="0"/>

--- a/back/templates/CaratulaC.docx
+++ b/back/templates/CaratulaC.docx
@@ -34,12 +34,12 @@
           <wp:inline distB="114300" distT="114300" distL="114300" distR="114300">
             <wp:extent cx="6232208" cy="3633244"/>
             <wp:effectExtent b="0" l="0" r="0" t="0"/>
-            <wp:docPr id="1" name="image2.png"/>
+            <wp:docPr id="1" name="image1.png"/>
             <a:graphic>
               <a:graphicData uri="http://schemas.openxmlformats.org/drawingml/2006/picture">
                 <pic:pic>
                   <pic:nvPicPr>
-                    <pic:cNvPr id="0" name="image2.png"/>
+                    <pic:cNvPr id="0" name="image1.png"/>
                     <pic:cNvPicPr preferRelativeResize="0"/>
                   </pic:nvPicPr>
                   <pic:blipFill>
@@ -109,41 +109,6 @@
         <w:jc w:val="center"/>
         <w:rPr/>
       </w:pPr>
-      <w:r>
-        <w:rPr/>
-        <w:drawing>
-          <wp:inline distB="0" distT="0" distL="114300" distR="114300">
-            <wp:extent cx="1828800" cy="994052"/>
-            <wp:effectExtent b="0" l="0" r="0" t="0"/>
-            <wp:docPr id="2" name="image1.jpg"/>
-            <a:graphic>
-              <a:graphicData uri="http://schemas.openxmlformats.org/drawingml/2006/picture">
-                <pic:pic>
-                  <pic:nvPicPr>
-                    <pic:cNvPr id="0" name="image1.jpg"/>
-                    <pic:cNvPicPr preferRelativeResize="0"/>
-                  </pic:nvPicPr>
-                  <pic:blipFill>
-                    <a:blip r:embed="rId8"/>
-                    <a:srcRect b="0" l="0" r="0" t="0"/>
-                    <a:stretch>
-                      <a:fillRect/>
-                    </a:stretch>
-                  </pic:blipFill>
-                  <pic:spPr>
-                    <a:xfrm>
-                      <a:off x="0" y="0"/>
-                      <a:ext cx="1828800" cy="994052"/>
-                    </a:xfrm>
-                    <a:prstGeom prst="rect"/>
-                    <a:ln/>
-                  </pic:spPr>
-                </pic:pic>
-              </a:graphicData>
-            </a:graphic>
-          </wp:inline>
-        </w:drawing>
-      </w:r>
       <w:r>
         <w:rPr>
           <w:rtl w:val="0"/>
